--- a/docs/documents-word/diagrammes-images/README.docx
+++ b/docs/documents-word/diagrammes-images/README.docx
@@ -619,7 +619,7 @@
             </w:pPr>
             <w:r>
               <w:rPr/>
-              <w:t>Consultation des documents academiques</w:t>
+              <w:t>Consultation des documents scolaires</w:t>
             </w:r>
           </w:p>
         </w:tc>
